--- a/mps-nivel-c/oficial/04_registros/PROFARMA_Cadastro-de-Clientes/MED-PROFARMA01-001_Registro-de-Medicao.docx
+++ b/mps-nivel-c/oficial/04_registros/PROFARMA_Cadastro-de-Clientes/MED-PROFARMA01-001_Registro-de-Medicao.docx
@@ -34,7 +34,7 @@
           <w:color w:val="555555"/>
           <w:sz w:val="20"/>
         </w:rPr>
-        <w:t>≥   ·   Versão Data   ·   05/06/2026   ·   Timeware Brasil</w:t>
+        <w:t>≥   ·   Versão Data   ·   10/06/2026   ·   Timeware Brasil</w:t>
       </w:r>
     </w:p>
     <w:p>
@@ -338,7 +338,7 @@
                 <w:i w:val="0"/>
                 <w:sz w:val="20"/>
               </w:rPr>
-              <w:t>1.0</w:t>
+              <w:t>1.1</w:t>
             </w:r>
           </w:p>
         </w:tc>
@@ -394,7 +394,7 @@
                 <w:i w:val="0"/>
                 <w:sz w:val="20"/>
               </w:rPr>
-              <w:t>05/06/2026</w:t>
+              <w:t>10/06/2026</w:t>
             </w:r>
           </w:p>
         </w:tc>
@@ -2019,6 +2019,249 @@
                 <w:sz w:val="20"/>
               </w:rPr>
               <w:t>+5 sprints (CRs e bloqueios de ambiente)</w:t>
+            </w:r>
+          </w:p>
+        </w:tc>
+      </w:tr>
+      <w:tr>
+        <w:trPr>
+          <w:cantSplit w:val="1"/>
+        </w:trPr>
+        <w:tc>
+          <w:tcPr>
+            <w:tcW w:type="dxa" w:w="2967"/>
+            <w:tcMar>
+              <w:top w:w="60" w:type="dxa"/>
+              <w:bottom w:w="60" w:type="dxa"/>
+              <w:left w:w="100" w:type="dxa"/>
+              <w:right w:w="100" w:type="dxa"/>
+            </w:tcMar>
+          </w:tcPr>
+          <w:p>
+            <w:pPr>
+              <w:spacing w:before="40" w:after="40"/>
+            </w:pPr>
+            <w:r>
+              <w:rPr>
+                <w:rFonts w:ascii="Calibri" w:hAnsi="Calibri"/>
+                <w:b w:val="0"/>
+                <w:i w:val="0"/>
+                <w:sz w:val="20"/>
+              </w:rPr>
+              <w:t>Story Points totais</w:t>
+            </w:r>
+          </w:p>
+        </w:tc>
+        <w:tc>
+          <w:tcPr>
+            <w:tcW w:type="dxa" w:w="2967"/>
+            <w:tcMar>
+              <w:top w:w="60" w:type="dxa"/>
+              <w:bottom w:w="60" w:type="dxa"/>
+              <w:left w:w="100" w:type="dxa"/>
+              <w:right w:w="100" w:type="dxa"/>
+            </w:tcMar>
+          </w:tcPr>
+          <w:p>
+            <w:pPr>
+              <w:spacing w:before="40" w:after="40"/>
+            </w:pPr>
+            <w:r>
+              <w:rPr>
+                <w:rFonts w:ascii="Calibri" w:hAnsi="Calibri"/>
+                <w:b w:val="0"/>
+                <w:i w:val="0"/>
+                <w:sz w:val="20"/>
+              </w:rPr>
+              <w:t>573 SP</w:t>
+            </w:r>
+          </w:p>
+        </w:tc>
+        <w:tc>
+          <w:tcPr>
+            <w:tcW w:type="dxa" w:w="2967"/>
+            <w:tcMar>
+              <w:top w:w="60" w:type="dxa"/>
+              <w:bottom w:w="60" w:type="dxa"/>
+              <w:left w:w="100" w:type="dxa"/>
+              <w:right w:w="100" w:type="dxa"/>
+            </w:tcMar>
+          </w:tcPr>
+          <w:p>
+            <w:pPr>
+              <w:spacing w:before="40" w:after="40"/>
+            </w:pPr>
+            <w:r>
+              <w:rPr>
+                <w:rFonts w:ascii="Calibri" w:hAnsi="Calibri"/>
+                <w:b w:val="0"/>
+                <w:i w:val="0"/>
+                <w:sz w:val="20"/>
+              </w:rPr>
+              <w:t>564 SP</w:t>
+            </w:r>
+          </w:p>
+        </w:tc>
+      </w:tr>
+      <w:tr>
+        <w:trPr>
+          <w:cantSplit w:val="1"/>
+        </w:trPr>
+        <w:tc>
+          <w:tcPr>
+            <w:tcW w:type="dxa" w:w="2967"/>
+            <w:tcMar>
+              <w:top w:w="60" w:type="dxa"/>
+              <w:bottom w:w="60" w:type="dxa"/>
+              <w:left w:w="100" w:type="dxa"/>
+              <w:right w:w="100" w:type="dxa"/>
+            </w:tcMar>
+            <w:shd w:val="clear" w:color="auto" w:fill="EBF5FB"/>
+          </w:tcPr>
+          <w:p>
+            <w:pPr>
+              <w:spacing w:before="40" w:after="40"/>
+            </w:pPr>
+            <w:r>
+              <w:rPr>
+                <w:rFonts w:ascii="Calibri" w:hAnsi="Calibri"/>
+                <w:b w:val="0"/>
+                <w:i w:val="0"/>
+                <w:sz w:val="20"/>
+              </w:rPr>
+              <w:t>Desvio de Story Points</w:t>
+            </w:r>
+          </w:p>
+        </w:tc>
+        <w:tc>
+          <w:tcPr>
+            <w:tcW w:type="dxa" w:w="2967"/>
+            <w:tcMar>
+              <w:top w:w="60" w:type="dxa"/>
+              <w:bottom w:w="60" w:type="dxa"/>
+              <w:left w:w="100" w:type="dxa"/>
+              <w:right w:w="100" w:type="dxa"/>
+            </w:tcMar>
+            <w:shd w:val="clear" w:color="auto" w:fill="EBF5FB"/>
+          </w:tcPr>
+          <w:p>
+            <w:pPr>
+              <w:spacing w:before="40" w:after="40"/>
+            </w:pPr>
+            <w:r>
+              <w:rPr>
+                <w:rFonts w:ascii="Calibri" w:hAnsi="Calibri"/>
+                <w:b w:val="0"/>
+                <w:i w:val="0"/>
+                <w:sz w:val="20"/>
+              </w:rPr>
+              <w:t>—</w:t>
+            </w:r>
+          </w:p>
+        </w:tc>
+        <w:tc>
+          <w:tcPr>
+            <w:tcW w:type="dxa" w:w="2967"/>
+            <w:tcMar>
+              <w:top w:w="60" w:type="dxa"/>
+              <w:bottom w:w="60" w:type="dxa"/>
+              <w:left w:w="100" w:type="dxa"/>
+              <w:right w:w="100" w:type="dxa"/>
+            </w:tcMar>
+            <w:shd w:val="clear" w:color="auto" w:fill="EBF5FB"/>
+          </w:tcPr>
+          <w:p>
+            <w:pPr>
+              <w:spacing w:before="40" w:after="40"/>
+            </w:pPr>
+            <w:r>
+              <w:rPr>
+                <w:rFonts w:ascii="Calibri" w:hAnsi="Calibri"/>
+                <w:b w:val="0"/>
+                <w:i w:val="0"/>
+                <w:sz w:val="20"/>
+              </w:rPr>
+              <w:t>−9 SP (−1,6%)</w:t>
+            </w:r>
+          </w:p>
+        </w:tc>
+      </w:tr>
+      <w:tr>
+        <w:trPr>
+          <w:cantSplit w:val="1"/>
+        </w:trPr>
+        <w:tc>
+          <w:tcPr>
+            <w:tcW w:type="dxa" w:w="2967"/>
+            <w:tcMar>
+              <w:top w:w="60" w:type="dxa"/>
+              <w:bottom w:w="60" w:type="dxa"/>
+              <w:left w:w="100" w:type="dxa"/>
+              <w:right w:w="100" w:type="dxa"/>
+            </w:tcMar>
+          </w:tcPr>
+          <w:p>
+            <w:pPr>
+              <w:spacing w:before="40" w:after="40"/>
+            </w:pPr>
+            <w:r>
+              <w:rPr>
+                <w:rFonts w:ascii="Calibri" w:hAnsi="Calibri"/>
+                <w:b w:val="0"/>
+                <w:i w:val="0"/>
+                <w:sz w:val="20"/>
+              </w:rPr>
+              <w:t>Velocity média por sprint</w:t>
+            </w:r>
+          </w:p>
+        </w:tc>
+        <w:tc>
+          <w:tcPr>
+            <w:tcW w:type="dxa" w:w="2967"/>
+            <w:tcMar>
+              <w:top w:w="60" w:type="dxa"/>
+              <w:bottom w:w="60" w:type="dxa"/>
+              <w:left w:w="100" w:type="dxa"/>
+              <w:right w:w="100" w:type="dxa"/>
+            </w:tcMar>
+          </w:tcPr>
+          <w:p>
+            <w:pPr>
+              <w:spacing w:before="40" w:after="40"/>
+            </w:pPr>
+            <w:r>
+              <w:rPr>
+                <w:rFonts w:ascii="Calibri" w:hAnsi="Calibri"/>
+                <w:b w:val="0"/>
+                <w:i w:val="0"/>
+                <w:sz w:val="20"/>
+              </w:rPr>
+              <w:t>—</w:t>
+            </w:r>
+          </w:p>
+        </w:tc>
+        <w:tc>
+          <w:tcPr>
+            <w:tcW w:type="dxa" w:w="2967"/>
+            <w:tcMar>
+              <w:top w:w="60" w:type="dxa"/>
+              <w:bottom w:w="60" w:type="dxa"/>
+              <w:left w:w="100" w:type="dxa"/>
+              <w:right w:w="100" w:type="dxa"/>
+            </w:tcMar>
+          </w:tcPr>
+          <w:p>
+            <w:pPr>
+              <w:spacing w:before="40" w:after="40"/>
+            </w:pPr>
+            <w:r>
+              <w:rPr>
+                <w:rFonts w:ascii="Calibri" w:hAnsi="Calibri"/>
+                <w:b w:val="0"/>
+                <w:i w:val="0"/>
+                <w:sz w:val="20"/>
+              </w:rPr>
+              <w:t>~30 SP/sprint (pico: 42 SP no Sprint 16)</w:t>
             </w:r>
           </w:p>
         </w:tc>
@@ -5397,6 +5640,112 @@
           </w:p>
         </w:tc>
       </w:tr>
+      <w:tr>
+        <w:trPr>
+          <w:cantSplit w:val="1"/>
+        </w:trPr>
+        <w:tc>
+          <w:tcPr>
+            <w:tcW w:type="dxa" w:w="2225"/>
+            <w:tcMar>
+              <w:top w:w="60" w:type="dxa"/>
+              <w:bottom w:w="60" w:type="dxa"/>
+              <w:left w:w="100" w:type="dxa"/>
+              <w:right w:w="100" w:type="dxa"/>
+            </w:tcMar>
+            <w:shd w:val="clear" w:color="auto" w:fill="F0F4F8"/>
+          </w:tcPr>
+          <w:p>
+            <w:pPr>
+              <w:spacing w:before="40" w:after="40"/>
+            </w:pPr>
+            <w:r>
+              <w:rPr>
+                <w:rFonts w:ascii="Calibri" w:hAnsi="Calibri"/>
+                <w:b/>
+                <w:i w:val="0"/>
+                <w:sz w:val="20"/>
+              </w:rPr>
+              <w:t>1.1</w:t>
+            </w:r>
+          </w:p>
+        </w:tc>
+        <w:tc>
+          <w:tcPr>
+            <w:tcW w:type="dxa" w:w="2225"/>
+            <w:tcMar>
+              <w:top w:w="60" w:type="dxa"/>
+              <w:bottom w:w="60" w:type="dxa"/>
+              <w:left w:w="100" w:type="dxa"/>
+              <w:right w:w="100" w:type="dxa"/>
+            </w:tcMar>
+          </w:tcPr>
+          <w:p>
+            <w:pPr>
+              <w:spacing w:before="40" w:after="40"/>
+            </w:pPr>
+            <w:r>
+              <w:rPr>
+                <w:rFonts w:ascii="Calibri" w:hAnsi="Calibri"/>
+                <w:b w:val="0"/>
+                <w:i w:val="0"/>
+                <w:sz w:val="20"/>
+              </w:rPr>
+              <w:t>10/06/2026</w:t>
+            </w:r>
+          </w:p>
+        </w:tc>
+        <w:tc>
+          <w:tcPr>
+            <w:tcW w:type="dxa" w:w="2225"/>
+            <w:tcMar>
+              <w:top w:w="60" w:type="dxa"/>
+              <w:bottom w:w="60" w:type="dxa"/>
+              <w:left w:w="100" w:type="dxa"/>
+              <w:right w:w="100" w:type="dxa"/>
+            </w:tcMar>
+          </w:tcPr>
+          <w:p>
+            <w:pPr>
+              <w:spacing w:before="40" w:after="40"/>
+            </w:pPr>
+            <w:r>
+              <w:rPr>
+                <w:rFonts w:ascii="Calibri" w:hAnsi="Calibri"/>
+                <w:b w:val="0"/>
+                <w:i w:val="0"/>
+                <w:sz w:val="20"/>
+              </w:rPr>
+              <w:t>Time de Melhoria Contínua</w:t>
+            </w:r>
+          </w:p>
+        </w:tc>
+        <w:tc>
+          <w:tcPr>
+            <w:tcW w:type="dxa" w:w="2225"/>
+            <w:tcMar>
+              <w:top w:w="60" w:type="dxa"/>
+              <w:bottom w:w="60" w:type="dxa"/>
+              <w:left w:w="100" w:type="dxa"/>
+              <w:right w:w="100" w:type="dxa"/>
+            </w:tcMar>
+          </w:tcPr>
+          <w:p>
+            <w:pPr>
+              <w:spacing w:before="40" w:after="40"/>
+            </w:pPr>
+            <w:r>
+              <w:rPr>
+                <w:rFonts w:ascii="Calibri" w:hAnsi="Calibri"/>
+                <w:b w:val="0"/>
+                <w:i w:val="0"/>
+                <w:sz w:val="20"/>
+              </w:rPr>
+              <w:t>Acréscimo das métricas de Story Points na §2.2 (573 SP plan / 564 SP real / −1,6%; velocity ~30 SP/sprint) para consistência com a planilha de gestão do projeto</w:t>
+            </w:r>
+          </w:p>
+        </w:tc>
+      </w:tr>
     </w:tbl>
     <w:p>
       <w:pPr>
@@ -5437,7 +5786,7 @@
         <w:color w:val="555555"/>
         <w:sz w:val="16"/>
       </w:rPr>
-      <w:t>vData  ·  05/06/2026</w:t>
+      <w:t>vData  ·  10/06/2026</w:t>
     </w:r>
     <w:r>
       <w:tab/>
@@ -5499,7 +5848,7 @@
         <w:color w:val="555555"/>
         <w:sz w:val="16"/>
       </w:rPr>
-      <w:t>vData  ·  05/06/2026</w:t>
+      <w:t>vData  ·  10/06/2026</w:t>
     </w:r>
     <w:r>
       <w:tab/>

--- a/mps-nivel-c/oficial/04_registros/PROFARMA_Cadastro-de-Clientes/MED-PROFARMA01-001_Registro-de-Medicao.docx
+++ b/mps-nivel-c/oficial/04_registros/PROFARMA_Cadastro-de-Clientes/MED-PROFARMA01-001_Registro-de-Medicao.docx
@@ -34,7 +34,7 @@
           <w:color w:val="555555"/>
           <w:sz w:val="20"/>
         </w:rPr>
-        <w:t>≥   ·   Versão Data   ·   10/06/2026   ·   Timeware Brasil</w:t>
+        <w:t>MED-PROFARMA01-001   ·   Versão 1.2   ·   11/06/2026   ·   Timeware Brasil</w:t>
       </w:r>
     </w:p>
     <w:p>
@@ -338,7 +338,7 @@
                 <w:i w:val="0"/>
                 <w:sz w:val="20"/>
               </w:rPr>
-              <w:t>1.1</w:t>
+              <w:t>1.2</w:t>
             </w:r>
           </w:p>
         </w:tc>
@@ -394,7 +394,7 @@
                 <w:i w:val="0"/>
                 <w:sz w:val="20"/>
               </w:rPr>
-              <w:t>10/06/2026</w:t>
+              <w:t>11/06/2026</w:t>
             </w:r>
           </w:p>
         </w:tc>
@@ -5403,6 +5403,1206 @@
         </w:pBdr>
       </w:pPr>
       <w:r>
+        <w:t>6. Ações corretivas registradas</w:t>
+      </w:r>
+    </w:p>
+    <w:p>
+      <w:pPr>
+        <w:spacing w:before="0" w:after="120"/>
+      </w:pPr>
+      <w:r>
+        <w:rPr>
+          <w:rFonts w:ascii="Calibri" w:hAnsi="Calibri"/>
+          <w:b w:val="0"/>
+          <w:i w:val="0"/>
+          <w:sz w:val="22"/>
+        </w:rPr>
+        <w:t>Conforme PLA-MED-001 §6, desvios identificados pela análise de medição geram ações corretivas com responsável e prazo.</w:t>
+      </w:r>
+    </w:p>
+    <w:tbl>
+      <w:tblPr>
+        <w:tblW w:type="auto" w:w="0"/>
+        <w:tblLook w:firstColumn="1" w:firstRow="1" w:lastColumn="0" w:lastRow="0" w:noHBand="0" w:noVBand="1" w:val="04A0"/>
+        <w:tblBorders>
+          <w:top w:val="single" w:sz="4" w:space="0" w:color="003366"/>
+          <w:left w:val="single" w:sz="4" w:space="0" w:color="003366"/>
+          <w:bottom w:val="single" w:sz="4" w:space="0" w:color="003366"/>
+          <w:right w:val="single" w:sz="4" w:space="0" w:color="003366"/>
+          <w:insideH w:val="single" w:sz="4" w:space="0" w:color="003366"/>
+          <w:insideV w:val="single" w:sz="4" w:space="0" w:color="003366"/>
+        </w:tblBorders>
+      </w:tblPr>
+      <w:tblGrid>
+        <w:gridCol w:w="1780"/>
+        <w:gridCol w:w="1780"/>
+        <w:gridCol w:w="1780"/>
+        <w:gridCol w:w="1780"/>
+        <w:gridCol w:w="1780"/>
+      </w:tblGrid>
+      <w:tr>
+        <w:trPr>
+          <w:cantSplit w:val="1"/>
+        </w:trPr>
+        <w:tc>
+          <w:tcPr>
+            <w:tcW w:type="dxa" w:w="1780"/>
+            <w:tcMar>
+              <w:top w:w="60" w:type="dxa"/>
+              <w:bottom w:w="60" w:type="dxa"/>
+              <w:left w:w="100" w:type="dxa"/>
+              <w:right w:w="100" w:type="dxa"/>
+            </w:tcMar>
+            <w:shd w:val="clear" w:color="auto" w:fill="003366"/>
+          </w:tcPr>
+          <w:p>
+            <w:pPr>
+              <w:spacing w:before="40" w:after="40"/>
+            </w:pPr>
+            <w:r>
+              <w:rPr>
+                <w:rFonts w:ascii="Calibri" w:hAnsi="Calibri"/>
+                <w:b/>
+                <w:i w:val="0"/>
+                <w:color w:val="FFFFFF"/>
+                <w:sz w:val="20"/>
+              </w:rPr>
+              <w:t>Variância</w:t>
+            </w:r>
+          </w:p>
+        </w:tc>
+        <w:tc>
+          <w:tcPr>
+            <w:tcW w:type="dxa" w:w="1780"/>
+            <w:tcMar>
+              <w:top w:w="60" w:type="dxa"/>
+              <w:bottom w:w="60" w:type="dxa"/>
+              <w:left w:w="100" w:type="dxa"/>
+              <w:right w:w="100" w:type="dxa"/>
+            </w:tcMar>
+            <w:shd w:val="clear" w:color="auto" w:fill="003366"/>
+          </w:tcPr>
+          <w:p>
+            <w:pPr>
+              <w:spacing w:before="40" w:after="40"/>
+            </w:pPr>
+            <w:r>
+              <w:rPr>
+                <w:rFonts w:ascii="Calibri" w:hAnsi="Calibri"/>
+                <w:b/>
+                <w:i w:val="0"/>
+                <w:color w:val="FFFFFF"/>
+                <w:sz w:val="20"/>
+              </w:rPr>
+              <w:t>Ação corretiva</w:t>
+            </w:r>
+          </w:p>
+        </w:tc>
+        <w:tc>
+          <w:tcPr>
+            <w:tcW w:type="dxa" w:w="1780"/>
+            <w:tcMar>
+              <w:top w:w="60" w:type="dxa"/>
+              <w:bottom w:w="60" w:type="dxa"/>
+              <w:left w:w="100" w:type="dxa"/>
+              <w:right w:w="100" w:type="dxa"/>
+            </w:tcMar>
+            <w:shd w:val="clear" w:color="auto" w:fill="003366"/>
+          </w:tcPr>
+          <w:p>
+            <w:pPr>
+              <w:spacing w:before="40" w:after="40"/>
+            </w:pPr>
+            <w:r>
+              <w:rPr>
+                <w:rFonts w:ascii="Calibri" w:hAnsi="Calibri"/>
+                <w:b/>
+                <w:i w:val="0"/>
+                <w:color w:val="FFFFFF"/>
+                <w:sz w:val="20"/>
+              </w:rPr>
+              <w:t>Responsável</w:t>
+            </w:r>
+          </w:p>
+        </w:tc>
+        <w:tc>
+          <w:tcPr>
+            <w:tcW w:type="dxa" w:w="1780"/>
+            <w:tcMar>
+              <w:top w:w="60" w:type="dxa"/>
+              <w:bottom w:w="60" w:type="dxa"/>
+              <w:left w:w="100" w:type="dxa"/>
+              <w:right w:w="100" w:type="dxa"/>
+            </w:tcMar>
+            <w:shd w:val="clear" w:color="auto" w:fill="003366"/>
+          </w:tcPr>
+          <w:p>
+            <w:pPr>
+              <w:spacing w:before="40" w:after="40"/>
+            </w:pPr>
+            <w:r>
+              <w:rPr>
+                <w:rFonts w:ascii="Calibri" w:hAnsi="Calibri"/>
+                <w:b/>
+                <w:i w:val="0"/>
+                <w:color w:val="FFFFFF"/>
+                <w:sz w:val="20"/>
+              </w:rPr>
+              <w:t>Data</w:t>
+            </w:r>
+          </w:p>
+        </w:tc>
+        <w:tc>
+          <w:tcPr>
+            <w:tcW w:type="dxa" w:w="1780"/>
+            <w:tcMar>
+              <w:top w:w="60" w:type="dxa"/>
+              <w:bottom w:w="60" w:type="dxa"/>
+              <w:left w:w="100" w:type="dxa"/>
+              <w:right w:w="100" w:type="dxa"/>
+            </w:tcMar>
+            <w:shd w:val="clear" w:color="auto" w:fill="003366"/>
+          </w:tcPr>
+          <w:p>
+            <w:pPr>
+              <w:spacing w:before="40" w:after="40"/>
+            </w:pPr>
+            <w:r>
+              <w:rPr>
+                <w:rFonts w:ascii="Calibri" w:hAnsi="Calibri"/>
+                <w:b/>
+                <w:i w:val="0"/>
+                <w:color w:val="FFFFFF"/>
+                <w:sz w:val="20"/>
+              </w:rPr>
+              <w:t>Resultado</w:t>
+            </w:r>
+          </w:p>
+        </w:tc>
+      </w:tr>
+      <w:tr>
+        <w:trPr>
+          <w:cantSplit w:val="1"/>
+        </w:trPr>
+        <w:tc>
+          <w:tcPr>
+            <w:tcW w:type="dxa" w:w="1780"/>
+            <w:tcMar>
+              <w:top w:w="60" w:type="dxa"/>
+              <w:bottom w:w="60" w:type="dxa"/>
+              <w:left w:w="100" w:type="dxa"/>
+              <w:right w:w="100" w:type="dxa"/>
+            </w:tcMar>
+            <w:shd w:val="clear" w:color="auto" w:fill="EBF5FB"/>
+          </w:tcPr>
+          <w:p>
+            <w:pPr>
+              <w:spacing w:before="40" w:after="40"/>
+            </w:pPr>
+            <w:r>
+              <w:rPr>
+                <w:rFonts w:ascii="Calibri" w:hAnsi="Calibri"/>
+                <w:b w:val="0"/>
+                <w:i w:val="0"/>
+                <w:sz w:val="20"/>
+              </w:rPr>
+              <w:t>SPI 0,91 — desvio de prazo acumulado de 4 meses</w:t>
+            </w:r>
+          </w:p>
+        </w:tc>
+        <w:tc>
+          <w:tcPr>
+            <w:tcW w:type="dxa" w:w="1780"/>
+            <w:tcMar>
+              <w:top w:w="60" w:type="dxa"/>
+              <w:bottom w:w="60" w:type="dxa"/>
+              <w:left w:w="100" w:type="dxa"/>
+              <w:right w:w="100" w:type="dxa"/>
+            </w:tcMar>
+            <w:shd w:val="clear" w:color="auto" w:fill="EBF5FB"/>
+          </w:tcPr>
+          <w:p>
+            <w:pPr>
+              <w:spacing w:before="40" w:after="40"/>
+            </w:pPr>
+            <w:r>
+              <w:rPr>
+                <w:rFonts w:ascii="Calibri" w:hAnsi="Calibri"/>
+                <w:b w:val="0"/>
+                <w:i w:val="0"/>
+                <w:sz w:val="20"/>
+              </w:rPr>
+              <w:t>Revisão formal do cronograma com absorção dos 12 CRs aprovados; comunicação à Profarma S.A. do novo prazo baseado no escopo expandido</w:t>
+            </w:r>
+          </w:p>
+        </w:tc>
+        <w:tc>
+          <w:tcPr>
+            <w:tcW w:type="dxa" w:w="1780"/>
+            <w:tcMar>
+              <w:top w:w="60" w:type="dxa"/>
+              <w:bottom w:w="60" w:type="dxa"/>
+              <w:left w:w="100" w:type="dxa"/>
+              <w:right w:w="100" w:type="dxa"/>
+            </w:tcMar>
+            <w:shd w:val="clear" w:color="auto" w:fill="EBF5FB"/>
+          </w:tcPr>
+          <w:p>
+            <w:pPr>
+              <w:spacing w:before="40" w:after="40"/>
+            </w:pPr>
+            <w:r>
+              <w:rPr>
+                <w:rFonts w:ascii="Calibri" w:hAnsi="Calibri"/>
+                <w:b w:val="0"/>
+                <w:i w:val="0"/>
+                <w:sz w:val="20"/>
+              </w:rPr>
+              <w:t>Gerente de Projeto</w:t>
+            </w:r>
+          </w:p>
+        </w:tc>
+        <w:tc>
+          <w:tcPr>
+            <w:tcW w:type="dxa" w:w="1780"/>
+            <w:tcMar>
+              <w:top w:w="60" w:type="dxa"/>
+              <w:bottom w:w="60" w:type="dxa"/>
+              <w:left w:w="100" w:type="dxa"/>
+              <w:right w:w="100" w:type="dxa"/>
+            </w:tcMar>
+            <w:shd w:val="clear" w:color="auto" w:fill="EBF5FB"/>
+          </w:tcPr>
+          <w:p>
+            <w:pPr>
+              <w:spacing w:before="40" w:after="40"/>
+            </w:pPr>
+            <w:r>
+              <w:rPr>
+                <w:rFonts w:ascii="Calibri" w:hAnsi="Calibri"/>
+                <w:b w:val="0"/>
+                <w:i w:val="0"/>
+                <w:sz w:val="20"/>
+              </w:rPr>
+              <w:t>Out/2025</w:t>
+            </w:r>
+          </w:p>
+        </w:tc>
+        <w:tc>
+          <w:tcPr>
+            <w:tcW w:type="dxa" w:w="1780"/>
+            <w:tcMar>
+              <w:top w:w="60" w:type="dxa"/>
+              <w:bottom w:w="60" w:type="dxa"/>
+              <w:left w:w="100" w:type="dxa"/>
+              <w:right w:w="100" w:type="dxa"/>
+            </w:tcMar>
+            <w:shd w:val="clear" w:color="auto" w:fill="EBF5FB"/>
+          </w:tcPr>
+          <w:p>
+            <w:pPr>
+              <w:spacing w:before="40" w:after="40"/>
+            </w:pPr>
+            <w:r>
+              <w:rPr>
+                <w:rFonts w:ascii="Calibri" w:hAnsi="Calibri"/>
+                <w:b w:val="0"/>
+                <w:i w:val="0"/>
+                <w:sz w:val="20"/>
+              </w:rPr>
+              <w:t>Aceite formal do novo prazo obtido; projeto encerrado dentro do prazo revisado em 29/01/2026</w:t>
+            </w:r>
+          </w:p>
+        </w:tc>
+      </w:tr>
+      <w:tr>
+        <w:trPr>
+          <w:cantSplit w:val="1"/>
+        </w:trPr>
+        <w:tc>
+          <w:tcPr>
+            <w:tcW w:type="dxa" w:w="1780"/>
+            <w:tcMar>
+              <w:top w:w="60" w:type="dxa"/>
+              <w:bottom w:w="60" w:type="dxa"/>
+              <w:left w:w="100" w:type="dxa"/>
+              <w:right w:w="100" w:type="dxa"/>
+            </w:tcMar>
+          </w:tcPr>
+          <w:p>
+            <w:pPr>
+              <w:spacing w:before="40" w:after="40"/>
+            </w:pPr>
+            <w:r>
+              <w:rPr>
+                <w:rFonts w:ascii="Calibri" w:hAnsi="Calibri"/>
+                <w:b w:val="0"/>
+                <w:i w:val="0"/>
+                <w:sz w:val="20"/>
+              </w:rPr>
+              <w:t>Fase 5 com +3 sprints por bloqueio AKS</w:t>
+            </w:r>
+          </w:p>
+        </w:tc>
+        <w:tc>
+          <w:tcPr>
+            <w:tcW w:type="dxa" w:w="1780"/>
+            <w:tcMar>
+              <w:top w:w="60" w:type="dxa"/>
+              <w:bottom w:w="60" w:type="dxa"/>
+              <w:left w:w="100" w:type="dxa"/>
+              <w:right w:w="100" w:type="dxa"/>
+            </w:tcMar>
+          </w:tcPr>
+          <w:p>
+            <w:pPr>
+              <w:spacing w:before="40" w:after="40"/>
+            </w:pPr>
+            <w:r>
+              <w:rPr>
+                <w:rFonts w:ascii="Calibri" w:hAnsi="Calibri"/>
+                <w:b w:val="0"/>
+                <w:i w:val="0"/>
+                <w:sz w:val="20"/>
+              </w:rPr>
+              <w:t>Solicitação formal de escalação à equipe de infraestrutura da Rede D1000; cronograma ajustado</w:t>
+            </w:r>
+          </w:p>
+        </w:tc>
+        <w:tc>
+          <w:tcPr>
+            <w:tcW w:type="dxa" w:w="1780"/>
+            <w:tcMar>
+              <w:top w:w="60" w:type="dxa"/>
+              <w:bottom w:w="60" w:type="dxa"/>
+              <w:left w:w="100" w:type="dxa"/>
+              <w:right w:w="100" w:type="dxa"/>
+            </w:tcMar>
+          </w:tcPr>
+          <w:p>
+            <w:pPr>
+              <w:spacing w:before="40" w:after="40"/>
+            </w:pPr>
+            <w:r>
+              <w:rPr>
+                <w:rFonts w:ascii="Calibri" w:hAnsi="Calibri"/>
+                <w:b w:val="0"/>
+                <w:i w:val="0"/>
+                <w:sz w:val="20"/>
+              </w:rPr>
+              <w:t>Gerente de Projeto</w:t>
+            </w:r>
+          </w:p>
+        </w:tc>
+        <w:tc>
+          <w:tcPr>
+            <w:tcW w:type="dxa" w:w="1780"/>
+            <w:tcMar>
+              <w:top w:w="60" w:type="dxa"/>
+              <w:bottom w:w="60" w:type="dxa"/>
+              <w:left w:w="100" w:type="dxa"/>
+              <w:right w:w="100" w:type="dxa"/>
+            </w:tcMar>
+          </w:tcPr>
+          <w:p>
+            <w:pPr>
+              <w:spacing w:before="40" w:after="40"/>
+            </w:pPr>
+            <w:r>
+              <w:rPr>
+                <w:rFonts w:ascii="Calibri" w:hAnsi="Calibri"/>
+                <w:b w:val="0"/>
+                <w:i w:val="0"/>
+                <w:sz w:val="20"/>
+              </w:rPr>
+              <w:t>Set/2025</w:t>
+            </w:r>
+          </w:p>
+        </w:tc>
+        <w:tc>
+          <w:tcPr>
+            <w:tcW w:type="dxa" w:w="1780"/>
+            <w:tcMar>
+              <w:top w:w="60" w:type="dxa"/>
+              <w:bottom w:w="60" w:type="dxa"/>
+              <w:left w:w="100" w:type="dxa"/>
+              <w:right w:w="100" w:type="dxa"/>
+            </w:tcMar>
+          </w:tcPr>
+          <w:p>
+            <w:pPr>
+              <w:spacing w:before="40" w:after="40"/>
+            </w:pPr>
+            <w:r>
+              <w:rPr>
+                <w:rFonts w:ascii="Calibri" w:hAnsi="Calibri"/>
+                <w:b w:val="0"/>
+                <w:i w:val="0"/>
+                <w:sz w:val="20"/>
+              </w:rPr>
+              <w:t>AKS disponibilizado; sprint de homologação iniciada em Out/2025</w:t>
+            </w:r>
+          </w:p>
+        </w:tc>
+      </w:tr>
+      <w:tr>
+        <w:trPr>
+          <w:cantSplit w:val="1"/>
+        </w:trPr>
+        <w:tc>
+          <w:tcPr>
+            <w:tcW w:type="dxa" w:w="1780"/>
+            <w:tcMar>
+              <w:top w:w="60" w:type="dxa"/>
+              <w:bottom w:w="60" w:type="dxa"/>
+              <w:left w:w="100" w:type="dxa"/>
+              <w:right w:w="100" w:type="dxa"/>
+            </w:tcMar>
+            <w:shd w:val="clear" w:color="auto" w:fill="EBF5FB"/>
+          </w:tcPr>
+          <w:p>
+            <w:pPr>
+              <w:spacing w:before="40" w:after="40"/>
+            </w:pPr>
+            <w:r>
+              <w:rPr>
+                <w:rFonts w:ascii="Calibri" w:hAnsi="Calibri"/>
+                <w:b w:val="0"/>
+                <w:i w:val="0"/>
+                <w:sz w:val="20"/>
+              </w:rPr>
+              <w:t>Saneamento da base legada acima do estimado (+3 semanas)</w:t>
+            </w:r>
+          </w:p>
+        </w:tc>
+        <w:tc>
+          <w:tcPr>
+            <w:tcW w:type="dxa" w:w="1780"/>
+            <w:tcMar>
+              <w:top w:w="60" w:type="dxa"/>
+              <w:bottom w:w="60" w:type="dxa"/>
+              <w:left w:w="100" w:type="dxa"/>
+              <w:right w:w="100" w:type="dxa"/>
+            </w:tcMar>
+            <w:shd w:val="clear" w:color="auto" w:fill="EBF5FB"/>
+          </w:tcPr>
+          <w:p>
+            <w:pPr>
+              <w:spacing w:before="40" w:after="40"/>
+            </w:pPr>
+            <w:r>
+              <w:rPr>
+                <w:rFonts w:ascii="Calibri" w:hAnsi="Calibri"/>
+                <w:b w:val="0"/>
+                <w:i w:val="0"/>
+                <w:sz w:val="20"/>
+              </w:rPr>
+              <w:t>Inclusão do saneamento adicional como atividade formal no plano; adição ao CR-08</w:t>
+            </w:r>
+          </w:p>
+        </w:tc>
+        <w:tc>
+          <w:tcPr>
+            <w:tcW w:type="dxa" w:w="1780"/>
+            <w:tcMar>
+              <w:top w:w="60" w:type="dxa"/>
+              <w:bottom w:w="60" w:type="dxa"/>
+              <w:left w:w="100" w:type="dxa"/>
+              <w:right w:w="100" w:type="dxa"/>
+            </w:tcMar>
+            <w:shd w:val="clear" w:color="auto" w:fill="EBF5FB"/>
+          </w:tcPr>
+          <w:p>
+            <w:pPr>
+              <w:spacing w:before="40" w:after="40"/>
+            </w:pPr>
+            <w:r>
+              <w:rPr>
+                <w:rFonts w:ascii="Calibri" w:hAnsi="Calibri"/>
+                <w:b w:val="0"/>
+                <w:i w:val="0"/>
+                <w:sz w:val="20"/>
+              </w:rPr>
+              <w:t>Gerente de Projeto</w:t>
+            </w:r>
+          </w:p>
+        </w:tc>
+        <w:tc>
+          <w:tcPr>
+            <w:tcW w:type="dxa" w:w="1780"/>
+            <w:tcMar>
+              <w:top w:w="60" w:type="dxa"/>
+              <w:bottom w:w="60" w:type="dxa"/>
+              <w:left w:w="100" w:type="dxa"/>
+              <w:right w:w="100" w:type="dxa"/>
+            </w:tcMar>
+            <w:shd w:val="clear" w:color="auto" w:fill="EBF5FB"/>
+          </w:tcPr>
+          <w:p>
+            <w:pPr>
+              <w:spacing w:before="40" w:after="40"/>
+            </w:pPr>
+            <w:r>
+              <w:rPr>
+                <w:rFonts w:ascii="Calibri" w:hAnsi="Calibri"/>
+                <w:b w:val="0"/>
+                <w:i w:val="0"/>
+                <w:sz w:val="20"/>
+              </w:rPr>
+              <w:t>Ago/2025</w:t>
+            </w:r>
+          </w:p>
+        </w:tc>
+        <w:tc>
+          <w:tcPr>
+            <w:tcW w:type="dxa" w:w="1780"/>
+            <w:tcMar>
+              <w:top w:w="60" w:type="dxa"/>
+              <w:bottom w:w="60" w:type="dxa"/>
+              <w:left w:w="100" w:type="dxa"/>
+              <w:right w:w="100" w:type="dxa"/>
+            </w:tcMar>
+            <w:shd w:val="clear" w:color="auto" w:fill="EBF5FB"/>
+          </w:tcPr>
+          <w:p>
+            <w:pPr>
+              <w:spacing w:before="40" w:after="40"/>
+            </w:pPr>
+            <w:r>
+              <w:rPr>
+                <w:rFonts w:ascii="Calibri" w:hAnsi="Calibri"/>
+                <w:b w:val="0"/>
+                <w:i w:val="0"/>
+                <w:sz w:val="20"/>
+              </w:rPr>
+              <w:t>Saneamento concluído; base de 7M CPFs carregada em Sprint 10</w:t>
+            </w:r>
+          </w:p>
+        </w:tc>
+      </w:tr>
+    </w:tbl>
+    <w:p>
+      <w:pPr>
+        <w:spacing w:before="0" w:after="160"/>
+      </w:pPr>
+    </w:p>
+    <w:p>
+      <w:pPr>
+        <w:spacing w:before="0" w:after="120"/>
+      </w:pPr>
+      <w:r>
+        <w:rPr>
+          <w:rFonts w:ascii="Calibri" w:hAnsi="Calibri"/>
+          <w:b w:val="0"/>
+          <w:i w:val="0"/>
+          <w:sz w:val="22"/>
+        </w:rPr>
+        <w:t>Nenhuma ação corretiva resultou em desvio de qualidade; todos os 16 endpoints entregues atenderam os SLAs definidos.</w:t>
+      </w:r>
+    </w:p>
+    <w:p>
+      <w:pPr>
+        <w:pStyle w:val="Heading1"/>
+        <w:keepNext/>
+        <w:keepLines/>
+        <w:pBdr>
+          <w:bottom w:val="single" w:sz="4" w:space="2" w:color="D6E4F0"/>
+        </w:pBdr>
+      </w:pPr>
+      <w:r>
+        <w:t>7. Comunicação dos resultados</w:t>
+      </w:r>
+    </w:p>
+    <w:p>
+      <w:pPr>
+        <w:spacing w:before="0" w:after="120"/>
+      </w:pPr>
+      <w:r>
+        <w:rPr>
+          <w:rFonts w:ascii="Calibri" w:hAnsi="Calibri"/>
+          <w:b w:val="0"/>
+          <w:i w:val="0"/>
+          <w:sz w:val="22"/>
+        </w:rPr>
+        <w:t>Conforme PLA-MED-001 §7, os resultados de medição foram comunicados:</w:t>
+      </w:r>
+    </w:p>
+    <w:tbl>
+      <w:tblPr>
+        <w:tblW w:type="auto" w:w="0"/>
+        <w:tblLook w:firstColumn="1" w:firstRow="1" w:lastColumn="0" w:lastRow="0" w:noHBand="0" w:noVBand="1" w:val="04A0"/>
+        <w:tblBorders>
+          <w:top w:val="single" w:sz="4" w:space="0" w:color="003366"/>
+          <w:left w:val="single" w:sz="4" w:space="0" w:color="003366"/>
+          <w:bottom w:val="single" w:sz="4" w:space="0" w:color="003366"/>
+          <w:right w:val="single" w:sz="4" w:space="0" w:color="003366"/>
+          <w:insideH w:val="single" w:sz="4" w:space="0" w:color="003366"/>
+          <w:insideV w:val="single" w:sz="4" w:space="0" w:color="003366"/>
+        </w:tblBorders>
+      </w:tblPr>
+      <w:tblGrid>
+        <w:gridCol w:w="2225"/>
+        <w:gridCol w:w="2225"/>
+        <w:gridCol w:w="2225"/>
+        <w:gridCol w:w="2225"/>
+      </w:tblGrid>
+      <w:tr>
+        <w:trPr>
+          <w:cantSplit w:val="1"/>
+        </w:trPr>
+        <w:tc>
+          <w:tcPr>
+            <w:tcW w:type="dxa" w:w="2225"/>
+            <w:tcMar>
+              <w:top w:w="60" w:type="dxa"/>
+              <w:bottom w:w="60" w:type="dxa"/>
+              <w:left w:w="100" w:type="dxa"/>
+              <w:right w:w="100" w:type="dxa"/>
+            </w:tcMar>
+            <w:shd w:val="clear" w:color="auto" w:fill="003366"/>
+          </w:tcPr>
+          <w:p>
+            <w:pPr>
+              <w:spacing w:before="40" w:after="40"/>
+            </w:pPr>
+            <w:r>
+              <w:rPr>
+                <w:rFonts w:ascii="Calibri" w:hAnsi="Calibri"/>
+                <w:b/>
+                <w:i w:val="0"/>
+                <w:color w:val="FFFFFF"/>
+                <w:sz w:val="20"/>
+              </w:rPr>
+              <w:t>Periodicidade</w:t>
+            </w:r>
+          </w:p>
+        </w:tc>
+        <w:tc>
+          <w:tcPr>
+            <w:tcW w:type="dxa" w:w="2225"/>
+            <w:tcMar>
+              <w:top w:w="60" w:type="dxa"/>
+              <w:bottom w:w="60" w:type="dxa"/>
+              <w:left w:w="100" w:type="dxa"/>
+              <w:right w:w="100" w:type="dxa"/>
+            </w:tcMar>
+            <w:shd w:val="clear" w:color="auto" w:fill="003366"/>
+          </w:tcPr>
+          <w:p>
+            <w:pPr>
+              <w:spacing w:before="40" w:after="40"/>
+            </w:pPr>
+            <w:r>
+              <w:rPr>
+                <w:rFonts w:ascii="Calibri" w:hAnsi="Calibri"/>
+                <w:b/>
+                <w:i w:val="0"/>
+                <w:color w:val="FFFFFF"/>
+                <w:sz w:val="20"/>
+              </w:rPr>
+              <w:t>Canal</w:t>
+            </w:r>
+          </w:p>
+        </w:tc>
+        <w:tc>
+          <w:tcPr>
+            <w:tcW w:type="dxa" w:w="2225"/>
+            <w:tcMar>
+              <w:top w:w="60" w:type="dxa"/>
+              <w:bottom w:w="60" w:type="dxa"/>
+              <w:left w:w="100" w:type="dxa"/>
+              <w:right w:w="100" w:type="dxa"/>
+            </w:tcMar>
+            <w:shd w:val="clear" w:color="auto" w:fill="003366"/>
+          </w:tcPr>
+          <w:p>
+            <w:pPr>
+              <w:spacing w:before="40" w:after="40"/>
+            </w:pPr>
+            <w:r>
+              <w:rPr>
+                <w:rFonts w:ascii="Calibri" w:hAnsi="Calibri"/>
+                <w:b/>
+                <w:i w:val="0"/>
+                <w:color w:val="FFFFFF"/>
+                <w:sz w:val="20"/>
+              </w:rPr>
+              <w:t>Destinatários</w:t>
+            </w:r>
+          </w:p>
+        </w:tc>
+        <w:tc>
+          <w:tcPr>
+            <w:tcW w:type="dxa" w:w="2225"/>
+            <w:tcMar>
+              <w:top w:w="60" w:type="dxa"/>
+              <w:bottom w:w="60" w:type="dxa"/>
+              <w:left w:w="100" w:type="dxa"/>
+              <w:right w:w="100" w:type="dxa"/>
+            </w:tcMar>
+            <w:shd w:val="clear" w:color="auto" w:fill="003366"/>
+          </w:tcPr>
+          <w:p>
+            <w:pPr>
+              <w:spacing w:before="40" w:after="40"/>
+            </w:pPr>
+            <w:r>
+              <w:rPr>
+                <w:rFonts w:ascii="Calibri" w:hAnsi="Calibri"/>
+                <w:b/>
+                <w:i w:val="0"/>
+                <w:color w:val="FFFFFF"/>
+                <w:sz w:val="20"/>
+              </w:rPr>
+              <w:t>Período coberto</w:t>
+            </w:r>
+          </w:p>
+        </w:tc>
+      </w:tr>
+      <w:tr>
+        <w:trPr>
+          <w:cantSplit w:val="1"/>
+        </w:trPr>
+        <w:tc>
+          <w:tcPr>
+            <w:tcW w:type="dxa" w:w="2225"/>
+            <w:tcMar>
+              <w:top w:w="60" w:type="dxa"/>
+              <w:bottom w:w="60" w:type="dxa"/>
+              <w:left w:w="100" w:type="dxa"/>
+              <w:right w:w="100" w:type="dxa"/>
+            </w:tcMar>
+            <w:shd w:val="clear" w:color="auto" w:fill="EBF5FB"/>
+          </w:tcPr>
+          <w:p>
+            <w:pPr>
+              <w:spacing w:before="40" w:after="40"/>
+            </w:pPr>
+            <w:r>
+              <w:rPr>
+                <w:rFonts w:ascii="Calibri" w:hAnsi="Calibri"/>
+                <w:b w:val="0"/>
+                <w:i w:val="0"/>
+                <w:sz w:val="20"/>
+              </w:rPr>
+              <w:t>Por sprint (quinzenal)</w:t>
+            </w:r>
+          </w:p>
+        </w:tc>
+        <w:tc>
+          <w:tcPr>
+            <w:tcW w:type="dxa" w:w="2225"/>
+            <w:tcMar>
+              <w:top w:w="60" w:type="dxa"/>
+              <w:bottom w:w="60" w:type="dxa"/>
+              <w:left w:w="100" w:type="dxa"/>
+              <w:right w:w="100" w:type="dxa"/>
+            </w:tcMar>
+            <w:shd w:val="clear" w:color="auto" w:fill="EBF5FB"/>
+          </w:tcPr>
+          <w:p>
+            <w:pPr>
+              <w:spacing w:before="40" w:after="40"/>
+            </w:pPr>
+            <w:r>
+              <w:rPr>
+                <w:rFonts w:ascii="Calibri" w:hAnsi="Calibri"/>
+                <w:b w:val="0"/>
+                <w:i w:val="0"/>
+                <w:sz w:val="20"/>
+              </w:rPr>
+              <w:t>Relatório de Acompanhamento (RAC) publicado no Confluence</w:t>
+            </w:r>
+          </w:p>
+        </w:tc>
+        <w:tc>
+          <w:tcPr>
+            <w:tcW w:type="dxa" w:w="2225"/>
+            <w:tcMar>
+              <w:top w:w="60" w:type="dxa"/>
+              <w:bottom w:w="60" w:type="dxa"/>
+              <w:left w:w="100" w:type="dxa"/>
+              <w:right w:w="100" w:type="dxa"/>
+            </w:tcMar>
+            <w:shd w:val="clear" w:color="auto" w:fill="EBF5FB"/>
+          </w:tcPr>
+          <w:p>
+            <w:pPr>
+              <w:spacing w:before="40" w:after="40"/>
+            </w:pPr>
+            <w:r>
+              <w:rPr>
+                <w:rFonts w:ascii="Calibri" w:hAnsi="Calibri"/>
+                <w:b w:val="0"/>
+                <w:i w:val="0"/>
+                <w:sz w:val="20"/>
+              </w:rPr>
+              <w:t>Gerente de Projeto, COO, cliente (Helena Moreira)</w:t>
+            </w:r>
+          </w:p>
+        </w:tc>
+        <w:tc>
+          <w:tcPr>
+            <w:tcW w:type="dxa" w:w="2225"/>
+            <w:tcMar>
+              <w:top w:w="60" w:type="dxa"/>
+              <w:bottom w:w="60" w:type="dxa"/>
+              <w:left w:w="100" w:type="dxa"/>
+              <w:right w:w="100" w:type="dxa"/>
+            </w:tcMar>
+            <w:shd w:val="clear" w:color="auto" w:fill="EBF5FB"/>
+          </w:tcPr>
+          <w:p>
+            <w:pPr>
+              <w:spacing w:before="40" w:after="40"/>
+            </w:pPr>
+            <w:r>
+              <w:rPr>
+                <w:rFonts w:ascii="Calibri" w:hAnsi="Calibri"/>
+                <w:b w:val="0"/>
+                <w:i w:val="0"/>
+                <w:sz w:val="20"/>
+              </w:rPr>
+              <w:t>Sprints 1–19 (abr/2025–jan/2026)</w:t>
+            </w:r>
+          </w:p>
+        </w:tc>
+      </w:tr>
+      <w:tr>
+        <w:trPr>
+          <w:cantSplit w:val="1"/>
+        </w:trPr>
+        <w:tc>
+          <w:tcPr>
+            <w:tcW w:type="dxa" w:w="2225"/>
+            <w:tcMar>
+              <w:top w:w="60" w:type="dxa"/>
+              <w:bottom w:w="60" w:type="dxa"/>
+              <w:left w:w="100" w:type="dxa"/>
+              <w:right w:w="100" w:type="dxa"/>
+            </w:tcMar>
+          </w:tcPr>
+          <w:p>
+            <w:pPr>
+              <w:spacing w:before="40" w:after="40"/>
+            </w:pPr>
+            <w:r>
+              <w:rPr>
+                <w:rFonts w:ascii="Calibri" w:hAnsi="Calibri"/>
+                <w:b w:val="0"/>
+                <w:i w:val="0"/>
+                <w:sz w:val="20"/>
+              </w:rPr>
+              <w:t>Por marco / fase</w:t>
+            </w:r>
+          </w:p>
+        </w:tc>
+        <w:tc>
+          <w:tcPr>
+            <w:tcW w:type="dxa" w:w="2225"/>
+            <w:tcMar>
+              <w:top w:w="60" w:type="dxa"/>
+              <w:bottom w:w="60" w:type="dxa"/>
+              <w:left w:w="100" w:type="dxa"/>
+              <w:right w:w="100" w:type="dxa"/>
+            </w:tcMar>
+          </w:tcPr>
+          <w:p>
+            <w:pPr>
+              <w:spacing w:before="40" w:after="40"/>
+            </w:pPr>
+            <w:r>
+              <w:rPr>
+                <w:rFonts w:ascii="Calibri" w:hAnsi="Calibri"/>
+                <w:b w:val="0"/>
+                <w:i w:val="0"/>
+                <w:sz w:val="20"/>
+              </w:rPr>
+              <w:t>E-mail de status + aceite parcial</w:t>
+            </w:r>
+          </w:p>
+        </w:tc>
+        <w:tc>
+          <w:tcPr>
+            <w:tcW w:type="dxa" w:w="2225"/>
+            <w:tcMar>
+              <w:top w:w="60" w:type="dxa"/>
+              <w:bottom w:w="60" w:type="dxa"/>
+              <w:left w:w="100" w:type="dxa"/>
+              <w:right w:w="100" w:type="dxa"/>
+            </w:tcMar>
+          </w:tcPr>
+          <w:p>
+            <w:pPr>
+              <w:spacing w:before="40" w:after="40"/>
+            </w:pPr>
+            <w:r>
+              <w:rPr>
+                <w:rFonts w:ascii="Calibri" w:hAnsi="Calibri"/>
+                <w:b w:val="0"/>
+                <w:i w:val="0"/>
+                <w:sz w:val="20"/>
+              </w:rPr>
+              <w:t>Helena Moreira (D1000), Armando Junior (D1000)</w:t>
+            </w:r>
+          </w:p>
+        </w:tc>
+        <w:tc>
+          <w:tcPr>
+            <w:tcW w:type="dxa" w:w="2225"/>
+            <w:tcMar>
+              <w:top w:w="60" w:type="dxa"/>
+              <w:bottom w:w="60" w:type="dxa"/>
+              <w:left w:w="100" w:type="dxa"/>
+              <w:right w:w="100" w:type="dxa"/>
+            </w:tcMar>
+          </w:tcPr>
+          <w:p>
+            <w:pPr>
+              <w:spacing w:before="40" w:after="40"/>
+            </w:pPr>
+            <w:r>
+              <w:rPr>
+                <w:rFonts w:ascii="Calibri" w:hAnsi="Calibri"/>
+                <w:b w:val="0"/>
+                <w:i w:val="0"/>
+                <w:sz w:val="20"/>
+              </w:rPr>
+              <w:t>Marcos de entrega das Fases 1–5</w:t>
+            </w:r>
+          </w:p>
+        </w:tc>
+      </w:tr>
+      <w:tr>
+        <w:trPr>
+          <w:cantSplit w:val="1"/>
+        </w:trPr>
+        <w:tc>
+          <w:tcPr>
+            <w:tcW w:type="dxa" w:w="2225"/>
+            <w:tcMar>
+              <w:top w:w="60" w:type="dxa"/>
+              <w:bottom w:w="60" w:type="dxa"/>
+              <w:left w:w="100" w:type="dxa"/>
+              <w:right w:w="100" w:type="dxa"/>
+            </w:tcMar>
+            <w:shd w:val="clear" w:color="auto" w:fill="EBF5FB"/>
+          </w:tcPr>
+          <w:p>
+            <w:pPr>
+              <w:spacing w:before="40" w:after="40"/>
+            </w:pPr>
+            <w:r>
+              <w:rPr>
+                <w:rFonts w:ascii="Calibri" w:hAnsi="Calibri"/>
+                <w:b w:val="0"/>
+                <w:i w:val="0"/>
+                <w:sz w:val="20"/>
+              </w:rPr>
+              <w:t>Encerramento</w:t>
+            </w:r>
+          </w:p>
+        </w:tc>
+        <w:tc>
+          <w:tcPr>
+            <w:tcW w:type="dxa" w:w="2225"/>
+            <w:tcMar>
+              <w:top w:w="60" w:type="dxa"/>
+              <w:bottom w:w="60" w:type="dxa"/>
+              <w:left w:w="100" w:type="dxa"/>
+              <w:right w:w="100" w:type="dxa"/>
+            </w:tcMar>
+            <w:shd w:val="clear" w:color="auto" w:fill="EBF5FB"/>
+          </w:tcPr>
+          <w:p>
+            <w:pPr>
+              <w:spacing w:before="40" w:after="40"/>
+            </w:pPr>
+            <w:r>
+              <w:rPr>
+                <w:rFonts w:ascii="Calibri" w:hAnsi="Calibri"/>
+                <w:b w:val="0"/>
+                <w:i w:val="0"/>
+                <w:sz w:val="20"/>
+              </w:rPr>
+              <w:t>TAE-PROFARMA01-001 + LI-PROFARMA01-001</w:t>
+            </w:r>
+          </w:p>
+        </w:tc>
+        <w:tc>
+          <w:tcPr>
+            <w:tcW w:type="dxa" w:w="2225"/>
+            <w:tcMar>
+              <w:top w:w="60" w:type="dxa"/>
+              <w:bottom w:w="60" w:type="dxa"/>
+              <w:left w:w="100" w:type="dxa"/>
+              <w:right w:w="100" w:type="dxa"/>
+            </w:tcMar>
+            <w:shd w:val="clear" w:color="auto" w:fill="EBF5FB"/>
+          </w:tcPr>
+          <w:p>
+            <w:pPr>
+              <w:spacing w:before="40" w:after="40"/>
+            </w:pPr>
+            <w:r>
+              <w:rPr>
+                <w:rFonts w:ascii="Calibri" w:hAnsi="Calibri"/>
+                <w:b w:val="0"/>
+                <w:i w:val="0"/>
+                <w:sz w:val="20"/>
+              </w:rPr>
+              <w:t>COO, Time de Melhoria Contínua</w:t>
+            </w:r>
+          </w:p>
+        </w:tc>
+        <w:tc>
+          <w:tcPr>
+            <w:tcW w:type="dxa" w:w="2225"/>
+            <w:tcMar>
+              <w:top w:w="60" w:type="dxa"/>
+              <w:bottom w:w="60" w:type="dxa"/>
+              <w:left w:w="100" w:type="dxa"/>
+              <w:right w:w="100" w:type="dxa"/>
+            </w:tcMar>
+            <w:shd w:val="clear" w:color="auto" w:fill="EBF5FB"/>
+          </w:tcPr>
+          <w:p>
+            <w:pPr>
+              <w:spacing w:before="40" w:after="40"/>
+            </w:pPr>
+            <w:r>
+              <w:rPr>
+                <w:rFonts w:ascii="Calibri" w:hAnsi="Calibri"/>
+                <w:b w:val="0"/>
+                <w:i w:val="0"/>
+                <w:sz w:val="20"/>
+              </w:rPr>
+              <w:t>Jan/2026</w:t>
+            </w:r>
+          </w:p>
+        </w:tc>
+      </w:tr>
+      <w:tr>
+        <w:trPr>
+          <w:cantSplit w:val="1"/>
+        </w:trPr>
+        <w:tc>
+          <w:tcPr>
+            <w:tcW w:type="dxa" w:w="2225"/>
+            <w:tcMar>
+              <w:top w:w="60" w:type="dxa"/>
+              <w:bottom w:w="60" w:type="dxa"/>
+              <w:left w:w="100" w:type="dxa"/>
+              <w:right w:w="100" w:type="dxa"/>
+            </w:tcMar>
+          </w:tcPr>
+          <w:p>
+            <w:pPr>
+              <w:spacing w:before="40" w:after="40"/>
+            </w:pPr>
+            <w:r>
+              <w:rPr>
+                <w:rFonts w:ascii="Calibri" w:hAnsi="Calibri"/>
+                <w:b w:val="0"/>
+                <w:i w:val="0"/>
+                <w:sz w:val="20"/>
+              </w:rPr>
+              <w:t>Consolidação organizacional</w:t>
+            </w:r>
+          </w:p>
+        </w:tc>
+        <w:tc>
+          <w:tcPr>
+            <w:tcW w:type="dxa" w:w="2225"/>
+            <w:tcMar>
+              <w:top w:w="60" w:type="dxa"/>
+              <w:bottom w:w="60" w:type="dxa"/>
+              <w:left w:w="100" w:type="dxa"/>
+              <w:right w:w="100" w:type="dxa"/>
+            </w:tcMar>
+          </w:tcPr>
+          <w:p>
+            <w:pPr>
+              <w:spacing w:before="40" w:after="40"/>
+            </w:pPr>
+            <w:r>
+              <w:rPr>
+                <w:rFonts w:ascii="Calibri" w:hAnsi="Calibri"/>
+                <w:b w:val="0"/>
+                <w:i w:val="0"/>
+                <w:sz w:val="20"/>
+              </w:rPr>
+              <w:t>REG-MED-001 (repositório organizacional)</w:t>
+            </w:r>
+          </w:p>
+        </w:tc>
+        <w:tc>
+          <w:tcPr>
+            <w:tcW w:type="dxa" w:w="2225"/>
+            <w:tcMar>
+              <w:top w:w="60" w:type="dxa"/>
+              <w:bottom w:w="60" w:type="dxa"/>
+              <w:left w:w="100" w:type="dxa"/>
+              <w:right w:w="100" w:type="dxa"/>
+            </w:tcMar>
+          </w:tcPr>
+          <w:p>
+            <w:pPr>
+              <w:spacing w:before="40" w:after="40"/>
+            </w:pPr>
+            <w:r>
+              <w:rPr>
+                <w:rFonts w:ascii="Calibri" w:hAnsi="Calibri"/>
+                <w:b w:val="0"/>
+                <w:i w:val="0"/>
+                <w:sz w:val="20"/>
+              </w:rPr>
+              <w:t>COO, Time de Melhoria Contínua</w:t>
+            </w:r>
+          </w:p>
+        </w:tc>
+        <w:tc>
+          <w:tcPr>
+            <w:tcW w:type="dxa" w:w="2225"/>
+            <w:tcMar>
+              <w:top w:w="60" w:type="dxa"/>
+              <w:bottom w:w="60" w:type="dxa"/>
+              <w:left w:w="100" w:type="dxa"/>
+              <w:right w:w="100" w:type="dxa"/>
+            </w:tcMar>
+          </w:tcPr>
+          <w:p>
+            <w:pPr>
+              <w:spacing w:before="40" w:after="40"/>
+            </w:pPr>
+            <w:r>
+              <w:rPr>
+                <w:rFonts w:ascii="Calibri" w:hAnsi="Calibri"/>
+                <w:b w:val="0"/>
+                <w:i w:val="0"/>
+                <w:sz w:val="20"/>
+              </w:rPr>
+              <w:t>Jun/2026</w:t>
+            </w:r>
+          </w:p>
+        </w:tc>
+      </w:tr>
+    </w:tbl>
+    <w:p>
+      <w:pPr>
+        <w:spacing w:before="0" w:after="160"/>
+      </w:pPr>
+    </w:p>
+    <w:p>
+      <w:pPr>
+        <w:pStyle w:val="Heading1"/>
+        <w:keepNext/>
+        <w:keepLines/>
+        <w:pBdr>
+          <w:bottom w:val="single" w:sz="4" w:space="2" w:color="D6E4F0"/>
+        </w:pBdr>
+      </w:pPr>
+      <w:r>
         <w:t>Histórico de revisões</w:t>
       </w:r>
     </w:p>
@@ -5746,6 +6946,112 @@
           </w:p>
         </w:tc>
       </w:tr>
+      <w:tr>
+        <w:trPr>
+          <w:cantSplit w:val="1"/>
+        </w:trPr>
+        <w:tc>
+          <w:tcPr>
+            <w:tcW w:type="dxa" w:w="2225"/>
+            <w:tcMar>
+              <w:top w:w="60" w:type="dxa"/>
+              <w:bottom w:w="60" w:type="dxa"/>
+              <w:left w:w="100" w:type="dxa"/>
+              <w:right w:w="100" w:type="dxa"/>
+            </w:tcMar>
+            <w:shd w:val="clear" w:color="auto" w:fill="F0F4F8"/>
+          </w:tcPr>
+          <w:p>
+            <w:pPr>
+              <w:spacing w:before="40" w:after="40"/>
+            </w:pPr>
+            <w:r>
+              <w:rPr>
+                <w:rFonts w:ascii="Calibri" w:hAnsi="Calibri"/>
+                <w:b/>
+                <w:i w:val="0"/>
+                <w:sz w:val="20"/>
+              </w:rPr>
+              <w:t>1.2</w:t>
+            </w:r>
+          </w:p>
+        </w:tc>
+        <w:tc>
+          <w:tcPr>
+            <w:tcW w:type="dxa" w:w="2225"/>
+            <w:tcMar>
+              <w:top w:w="60" w:type="dxa"/>
+              <w:bottom w:w="60" w:type="dxa"/>
+              <w:left w:w="100" w:type="dxa"/>
+              <w:right w:w="100" w:type="dxa"/>
+            </w:tcMar>
+          </w:tcPr>
+          <w:p>
+            <w:pPr>
+              <w:spacing w:before="40" w:after="40"/>
+            </w:pPr>
+            <w:r>
+              <w:rPr>
+                <w:rFonts w:ascii="Calibri" w:hAnsi="Calibri"/>
+                <w:b w:val="0"/>
+                <w:i w:val="0"/>
+                <w:sz w:val="20"/>
+              </w:rPr>
+              <w:t>11/06/2026</w:t>
+            </w:r>
+          </w:p>
+        </w:tc>
+        <w:tc>
+          <w:tcPr>
+            <w:tcW w:type="dxa" w:w="2225"/>
+            <w:tcMar>
+              <w:top w:w="60" w:type="dxa"/>
+              <w:bottom w:w="60" w:type="dxa"/>
+              <w:left w:w="100" w:type="dxa"/>
+              <w:right w:w="100" w:type="dxa"/>
+            </w:tcMar>
+          </w:tcPr>
+          <w:p>
+            <w:pPr>
+              <w:spacing w:before="40" w:after="40"/>
+            </w:pPr>
+            <w:r>
+              <w:rPr>
+                <w:rFonts w:ascii="Calibri" w:hAnsi="Calibri"/>
+                <w:b w:val="0"/>
+                <w:i w:val="0"/>
+                <w:sz w:val="20"/>
+              </w:rPr>
+              <w:t>Time de Melhoria Contínua</w:t>
+            </w:r>
+          </w:p>
+        </w:tc>
+        <w:tc>
+          <w:tcPr>
+            <w:tcW w:type="dxa" w:w="2225"/>
+            <w:tcMar>
+              <w:top w:w="60" w:type="dxa"/>
+              <w:bottom w:w="60" w:type="dxa"/>
+              <w:left w:w="100" w:type="dxa"/>
+              <w:right w:w="100" w:type="dxa"/>
+            </w:tcMar>
+          </w:tcPr>
+          <w:p>
+            <w:pPr>
+              <w:spacing w:before="40" w:after="40"/>
+            </w:pPr>
+            <w:r>
+              <w:rPr>
+                <w:rFonts w:ascii="Calibri" w:hAnsi="Calibri"/>
+                <w:b w:val="0"/>
+                <w:i w:val="0"/>
+                <w:sz w:val="20"/>
+              </w:rPr>
+              <w:t>Adição de §6 Ações Corretivas e §7 Comunicação dos Resultados (evidência de MED 5 e MED 6)</w:t>
+            </w:r>
+          </w:p>
+        </w:tc>
+      </w:tr>
     </w:tbl>
     <w:p>
       <w:pPr>
@@ -5786,7 +7092,7 @@
         <w:color w:val="555555"/>
         <w:sz w:val="16"/>
       </w:rPr>
-      <w:t>vData  ·  10/06/2026</w:t>
+      <w:t>v1.2  ·  11/06/2026</w:t>
     </w:r>
     <w:r>
       <w:tab/>
@@ -5848,7 +7154,7 @@
         <w:color w:val="555555"/>
         <w:sz w:val="16"/>
       </w:rPr>
-      <w:t>vData  ·  10/06/2026</w:t>
+      <w:t>v1.2  ·  11/06/2026</w:t>
     </w:r>
     <w:r>
       <w:tab/>
@@ -5919,7 +7225,7 @@
         <w:color w:val="555555"/>
         <w:sz w:val="18"/>
       </w:rPr>
-      <w:t xml:space="preserve">   ·   ≥</w:t>
+      <w:t xml:space="preserve">   ·   MED-PROFARMA01-001</w:t>
     </w:r>
     <w:r>
       <w:tab/>
@@ -5930,7 +7236,7 @@
         <w:color w:val="555555"/>
         <w:sz w:val="18"/>
       </w:rPr>
-      <w:t>Evidência de Projeto</w:t>
+      <w:t>Medição</w:t>
     </w:r>
   </w:p>
 </w:hdr>

--- a/mps-nivel-c/oficial/04_registros/PROFARMA_Cadastro-de-Clientes/MED-PROFARMA01-001_Registro-de-Medicao.docx
+++ b/mps-nivel-c/oficial/04_registros/PROFARMA_Cadastro-de-Clientes/MED-PROFARMA01-001_Registro-de-Medicao.docx
@@ -6810,7 +6810,7 @@
                 <w:i w:val="0"/>
                 <w:sz w:val="20"/>
               </w:rPr>
-              <w:t>Time de Melhoria Contínua</w:t>
+              <w:t>Abraão Oliveira</w:t>
             </w:r>
           </w:p>
         </w:tc>
@@ -6916,7 +6916,7 @@
                 <w:i w:val="0"/>
                 <w:sz w:val="20"/>
               </w:rPr>
-              <w:t>Time de Melhoria Contínua</w:t>
+              <w:t>Abraão Oliveira</w:t>
             </w:r>
           </w:p>
         </w:tc>
@@ -7022,7 +7022,7 @@
                 <w:i w:val="0"/>
                 <w:sz w:val="20"/>
               </w:rPr>
-              <w:t>Time de Melhoria Contínua</w:t>
+              <w:t>Abraão Oliveira</w:t>
             </w:r>
           </w:p>
         </w:tc>
